--- a/Documentation_SAP_Hub_BG.docx
+++ b/Documentation_SAP_Hub_BG.docx
@@ -3948,8 +3948,6 @@
           <w:lang w:val="bg-BG"/>
         </w:rPr>
       </w:pPr>
-      <w:bookmarkStart w:id="0" w:name="_GoBack"/>
-      <w:bookmarkEnd w:id="0"/>
       <w:r>
         <w:rPr>
           <w:lang w:val="bg-BG"/>
@@ -3964,8 +3962,8 @@
           <w:lang w:val="bg-BG"/>
         </w:rPr>
       </w:pPr>
-      <w:bookmarkStart w:id="1" w:name="_Toc227081395"/>
-      <w:bookmarkStart w:id="2" w:name="_Toc227783716"/>
+      <w:bookmarkStart w:id="0" w:name="_Toc227081395"/>
+      <w:bookmarkStart w:id="1" w:name="_Toc227783716"/>
       <w:r>
         <w:rPr>
           <w:lang w:val="bg-BG"/>
@@ -3982,8 +3980,8 @@
         </w:rPr>
         <w:t>Обща архитектура</w:t>
       </w:r>
+      <w:bookmarkEnd w:id="0"/>
       <w:bookmarkEnd w:id="1"/>
-      <w:bookmarkEnd w:id="2"/>
     </w:p>
     <w:p>
       <w:pPr>
@@ -4061,16 +4059,16 @@
           <w:lang w:val="bg-BG"/>
         </w:rPr>
       </w:pPr>
-      <w:bookmarkStart w:id="3" w:name="_Toc227081396"/>
-      <w:bookmarkStart w:id="4" w:name="_Toc227783717"/>
+      <w:bookmarkStart w:id="2" w:name="_Toc227081396"/>
+      <w:bookmarkStart w:id="3" w:name="_Toc227783717"/>
       <w:r>
         <w:rPr>
           <w:lang w:val="bg-BG"/>
         </w:rPr>
         <w:t>2. Използвани технологии и библиотеки</w:t>
       </w:r>
+      <w:bookmarkEnd w:id="2"/>
       <w:bookmarkEnd w:id="3"/>
-      <w:bookmarkEnd w:id="4"/>
     </w:p>
     <w:p>
       <w:pPr>
@@ -4079,16 +4077,16 @@
           <w:lang w:val="bg-BG"/>
         </w:rPr>
       </w:pPr>
-      <w:bookmarkStart w:id="5" w:name="_Toc227081397"/>
-      <w:bookmarkStart w:id="6" w:name="_Toc227783718"/>
+      <w:bookmarkStart w:id="4" w:name="_Toc227081397"/>
+      <w:bookmarkStart w:id="5" w:name="_Toc227783718"/>
       <w:r>
         <w:rPr>
           <w:lang w:val="bg-BG"/>
         </w:rPr>
         <w:t>2.1 Backend</w:t>
       </w:r>
+      <w:bookmarkEnd w:id="4"/>
       <w:bookmarkEnd w:id="5"/>
-      <w:bookmarkEnd w:id="6"/>
     </w:p>
     <w:tbl>
       <w:tblPr>
@@ -4705,16 +4703,16 @@
           <w:lang w:val="bg-BG"/>
         </w:rPr>
       </w:pPr>
-      <w:bookmarkStart w:id="7" w:name="_Toc227081398"/>
-      <w:bookmarkStart w:id="8" w:name="_Toc227783719"/>
+      <w:bookmarkStart w:id="6" w:name="_Toc227081398"/>
+      <w:bookmarkStart w:id="7" w:name="_Toc227783719"/>
       <w:r>
         <w:rPr>
           <w:lang w:val="bg-BG"/>
         </w:rPr>
         <w:t>2.2 Frontend</w:t>
       </w:r>
+      <w:bookmarkEnd w:id="6"/>
       <w:bookmarkEnd w:id="7"/>
-      <w:bookmarkEnd w:id="8"/>
     </w:p>
     <w:tbl>
       <w:tblPr>
@@ -5196,16 +5194,16 @@
           <w:lang w:val="bg-BG"/>
         </w:rPr>
       </w:pPr>
-      <w:bookmarkStart w:id="9" w:name="_Toc227081399"/>
-      <w:bookmarkStart w:id="10" w:name="_Toc227783720"/>
+      <w:bookmarkStart w:id="8" w:name="_Toc227081399"/>
+      <w:bookmarkStart w:id="9" w:name="_Toc227783720"/>
       <w:r>
         <w:rPr>
           <w:lang w:val="bg-BG"/>
         </w:rPr>
         <w:t>2.3 Инфраструктурни и външни зависимости</w:t>
       </w:r>
+      <w:bookmarkEnd w:id="8"/>
       <w:bookmarkEnd w:id="9"/>
-      <w:bookmarkEnd w:id="10"/>
     </w:p>
     <w:p>
       <w:pPr>
@@ -5270,8 +5268,8 @@
           <w:lang w:val="bg-BG"/>
         </w:rPr>
       </w:pPr>
-      <w:bookmarkStart w:id="11" w:name="_Toc227081400"/>
-      <w:bookmarkStart w:id="12" w:name="_Toc227783721"/>
+      <w:bookmarkStart w:id="10" w:name="_Toc227081400"/>
+      <w:bookmarkStart w:id="11" w:name="_Toc227783721"/>
       <w:r>
         <w:rPr>
           <w:lang w:val="bg-BG"/>
@@ -5279,8 +5277,8 @@
         <w:lastRenderedPageBreak/>
         <w:t>3. Роли и нива на достъп</w:t>
       </w:r>
+      <w:bookmarkEnd w:id="10"/>
       <w:bookmarkEnd w:id="11"/>
-      <w:bookmarkEnd w:id="12"/>
     </w:p>
     <w:p>
       <w:pPr>
@@ -5324,12 +5322,6 @@
         <w:gridCol w:w="5040"/>
       </w:tblGrid>
       <w:tr>
-        <w:tblPrEx>
-          <w:tblCellMar>
-            <w:top w:w="0" w:type="dxa"/>
-            <w:bottom w:w="0" w:type="dxa"/>
-          </w:tblCellMar>
-        </w:tblPrEx>
         <w:trPr>
           <w:trHeight w:val="1"/>
           <w:jc w:val="center"/>
@@ -5435,12 +5427,6 @@
         </w:tc>
       </w:tr>
       <w:tr>
-        <w:tblPrEx>
-          <w:tblCellMar>
-            <w:top w:w="0" w:type="dxa"/>
-            <w:bottom w:w="0" w:type="dxa"/>
-          </w:tblCellMar>
-        </w:tblPrEx>
         <w:trPr>
           <w:jc w:val="center"/>
         </w:trPr>
@@ -5542,12 +5528,6 @@
         </w:tc>
       </w:tr>
       <w:tr>
-        <w:tblPrEx>
-          <w:tblCellMar>
-            <w:top w:w="0" w:type="dxa"/>
-            <w:bottom w:w="0" w:type="dxa"/>
-          </w:tblCellMar>
-        </w:tblPrEx>
         <w:trPr>
           <w:trHeight w:val="1"/>
           <w:jc w:val="center"/>
@@ -5650,12 +5630,6 @@
         </w:tc>
       </w:tr>
       <w:tr>
-        <w:tblPrEx>
-          <w:tblCellMar>
-            <w:top w:w="0" w:type="dxa"/>
-            <w:bottom w:w="0" w:type="dxa"/>
-          </w:tblCellMar>
-        </w:tblPrEx>
         <w:trPr>
           <w:trHeight w:val="1"/>
           <w:jc w:val="center"/>
@@ -5758,12 +5732,6 @@
         </w:tc>
       </w:tr>
       <w:tr>
-        <w:tblPrEx>
-          <w:tblCellMar>
-            <w:top w:w="0" w:type="dxa"/>
-            <w:bottom w:w="0" w:type="dxa"/>
-          </w:tblCellMar>
-        </w:tblPrEx>
         <w:trPr>
           <w:trHeight w:val="1"/>
           <w:jc w:val="center"/>
@@ -5866,12 +5834,6 @@
         </w:tc>
       </w:tr>
       <w:tr>
-        <w:tblPrEx>
-          <w:tblCellMar>
-            <w:top w:w="0" w:type="dxa"/>
-            <w:bottom w:w="0" w:type="dxa"/>
-          </w:tblCellMar>
-        </w:tblPrEx>
         <w:trPr>
           <w:trHeight w:val="1"/>
           <w:jc w:val="center"/>
@@ -5974,12 +5936,6 @@
         </w:tc>
       </w:tr>
       <w:tr>
-        <w:tblPrEx>
-          <w:tblCellMar>
-            <w:top w:w="0" w:type="dxa"/>
-            <w:bottom w:w="0" w:type="dxa"/>
-          </w:tblCellMar>
-        </w:tblPrEx>
         <w:trPr>
           <w:trHeight w:val="1"/>
           <w:jc w:val="center"/>
@@ -6082,12 +6038,6 @@
         </w:tc>
       </w:tr>
       <w:tr>
-        <w:tblPrEx>
-          <w:tblCellMar>
-            <w:top w:w="0" w:type="dxa"/>
-            <w:bottom w:w="0" w:type="dxa"/>
-          </w:tblCellMar>
-        </w:tblPrEx>
         <w:trPr>
           <w:trHeight w:val="1"/>
           <w:jc w:val="center"/>
@@ -6190,12 +6140,6 @@
         </w:tc>
       </w:tr>
       <w:tr>
-        <w:tblPrEx>
-          <w:tblCellMar>
-            <w:top w:w="0" w:type="dxa"/>
-            <w:bottom w:w="0" w:type="dxa"/>
-          </w:tblCellMar>
-        </w:tblPrEx>
         <w:trPr>
           <w:trHeight w:val="1"/>
           <w:jc w:val="center"/>
@@ -6312,16 +6256,16 @@
           <w:lang w:val="bg-BG"/>
         </w:rPr>
       </w:pPr>
-      <w:bookmarkStart w:id="13" w:name="_Toc227081401"/>
-      <w:bookmarkStart w:id="14" w:name="_Toc227783722"/>
+      <w:bookmarkStart w:id="12" w:name="_Toc227081401"/>
+      <w:bookmarkStart w:id="13" w:name="_Toc227783722"/>
       <w:r>
         <w:rPr>
           <w:lang w:val="bg-BG"/>
         </w:rPr>
         <w:t>4. Описание на базата данни</w:t>
       </w:r>
+      <w:bookmarkEnd w:id="12"/>
       <w:bookmarkEnd w:id="13"/>
-      <w:bookmarkEnd w:id="14"/>
     </w:p>
     <w:p>
       <w:pPr>
@@ -6361,16 +6305,16 @@
           <w:lang w:val="bg-BG"/>
         </w:rPr>
       </w:pPr>
-      <w:bookmarkStart w:id="15" w:name="_Toc227081402"/>
-      <w:bookmarkStart w:id="16" w:name="_Toc227783723"/>
+      <w:bookmarkStart w:id="14" w:name="_Toc227081402"/>
+      <w:bookmarkStart w:id="15" w:name="_Toc227783723"/>
       <w:r>
         <w:rPr>
           <w:lang w:val="bg-BG"/>
         </w:rPr>
         <w:t>4.1 ER диаграма</w:t>
       </w:r>
+      <w:bookmarkEnd w:id="14"/>
       <w:bookmarkEnd w:id="15"/>
-      <w:bookmarkEnd w:id="16"/>
     </w:p>
     <w:p>
       <w:pPr>
@@ -6454,8 +6398,8 @@
           <w:lang w:val="bg-BG"/>
         </w:rPr>
       </w:pPr>
-      <w:bookmarkStart w:id="17" w:name="_Toc227081403"/>
-      <w:bookmarkStart w:id="18" w:name="_Toc227783724"/>
+      <w:bookmarkStart w:id="16" w:name="_Toc227081403"/>
+      <w:bookmarkStart w:id="17" w:name="_Toc227783724"/>
       <w:r>
         <w:rPr>
           <w:lang w:val="bg-BG"/>
@@ -6463,8 +6407,8 @@
         <w:lastRenderedPageBreak/>
         <w:t>4.2 Таблици и предназначение</w:t>
       </w:r>
+      <w:bookmarkEnd w:id="16"/>
       <w:bookmarkEnd w:id="17"/>
-      <w:bookmarkEnd w:id="18"/>
     </w:p>
     <w:tbl>
       <w:tblPr>
@@ -6583,15 +6527,15 @@
           <w:p>
             <w:pPr>
               <w:rPr>
-                <w:lang w:val="bg-BG"/>
-              </w:rPr>
-            </w:pPr>
-            <w:r>
-              <w:rPr>
-                <w:sz w:val="20"/>
-                <w:lang w:val="bg-BG"/>
-              </w:rPr>
-              <w:t>documents</w:t>
+                <w:sz w:val="20"/>
+              </w:rPr>
+            </w:pPr>
+            <w:r>
+              <w:rPr>
+                <w:sz w:val="20"/>
+                <w:lang w:val="bg-BG"/>
+              </w:rPr>
+              <w:t>roles</w:t>
             </w:r>
           </w:p>
         </w:tc>
@@ -6603,15 +6547,16 @@
           <w:p>
             <w:pPr>
               <w:rPr>
-                <w:lang w:val="bg-BG"/>
-              </w:rPr>
-            </w:pPr>
-            <w:r>
-              <w:rPr>
-                <w:sz w:val="20"/>
-                <w:lang w:val="bg-BG"/>
-              </w:rPr>
-              <w:t>логически документ; пази заглавие, собственик и soft delete статус</w:t>
+                <w:sz w:val="20"/>
+                <w:lang w:val="bg-BG"/>
+              </w:rPr>
+            </w:pPr>
+            <w:r>
+              <w:rPr>
+                <w:sz w:val="20"/>
+                <w:lang w:val="bg-BG"/>
+              </w:rPr>
+              <w:t>Какви роли има</w:t>
             </w:r>
           </w:p>
         </w:tc>
@@ -6628,15 +6573,14 @@
           <w:p>
             <w:pPr>
               <w:rPr>
-                <w:lang w:val="bg-BG"/>
-              </w:rPr>
-            </w:pPr>
-            <w:r>
-              <w:rPr>
-                <w:sz w:val="20"/>
-                <w:lang w:val="bg-BG"/>
-              </w:rPr>
-              <w:t>versions</w:t>
+                <w:sz w:val="20"/>
+              </w:rPr>
+            </w:pPr>
+            <w:r>
+              <w:rPr>
+                <w:sz w:val="20"/>
+              </w:rPr>
+              <w:t>user_roles</w:t>
             </w:r>
           </w:p>
         </w:tc>
@@ -6648,15 +6592,16 @@
           <w:p>
             <w:pPr>
               <w:rPr>
-                <w:lang w:val="bg-BG"/>
-              </w:rPr>
-            </w:pPr>
-            <w:r>
-              <w:rPr>
-                <w:sz w:val="20"/>
-                <w:lang w:val="bg-BG"/>
-              </w:rPr>
-              <w:t>версии на документ; пази номер, статус, родителска версия, файл, checksum и content</w:t>
+                <w:sz w:val="20"/>
+                <w:lang w:val="bg-BG"/>
+              </w:rPr>
+            </w:pPr>
+            <w:r>
+              <w:rPr>
+                <w:sz w:val="20"/>
+                <w:lang w:val="bg-BG"/>
+              </w:rPr>
+              <w:t>Връзка между потребители и роли</w:t>
             </w:r>
           </w:p>
         </w:tc>
@@ -6681,7 +6626,7 @@
                 <w:sz w:val="20"/>
                 <w:lang w:val="bg-BG"/>
               </w:rPr>
-              <w:t>document_permissions</w:t>
+              <w:t>documents</w:t>
             </w:r>
           </w:p>
         </w:tc>
@@ -6701,7 +6646,7 @@
                 <w:sz w:val="20"/>
                 <w:lang w:val="bg-BG"/>
               </w:rPr>
-              <w:t>достъп на потребител до документ - READ/WRITE/APPROVE/DELETE</w:t>
+              <w:t>логически документ; пази заглавие, собственик и soft delete статус</w:t>
             </w:r>
           </w:p>
         </w:tc>
@@ -6726,7 +6671,7 @@
                 <w:sz w:val="20"/>
                 <w:lang w:val="bg-BG"/>
               </w:rPr>
-              <w:t>reviews</w:t>
+              <w:t>versions</w:t>
             </w:r>
           </w:p>
         </w:tc>
@@ -6746,7 +6691,7 @@
                 <w:sz w:val="20"/>
                 <w:lang w:val="bg-BG"/>
               </w:rPr>
-              <w:t>процес по преглед и одобрение/отхвърляне на версия</w:t>
+              <w:t>версии на документ; пази номер, статус, родителска версия, файл, checksum и content</w:t>
             </w:r>
           </w:p>
         </w:tc>
@@ -6771,7 +6716,7 @@
                 <w:sz w:val="20"/>
                 <w:lang w:val="bg-BG"/>
               </w:rPr>
-              <w:t>notifications</w:t>
+              <w:t>document_permissions</w:t>
             </w:r>
           </w:p>
         </w:tc>
@@ -6791,7 +6736,7 @@
                 <w:sz w:val="20"/>
                 <w:lang w:val="bg-BG"/>
               </w:rPr>
-              <w:t>in-app известия</w:t>
+              <w:t>достъп на потребител до документ - READ/WRITE/APPROVE/DELETE</w:t>
             </w:r>
           </w:p>
         </w:tc>
@@ -6816,6 +6761,96 @@
                 <w:sz w:val="20"/>
                 <w:lang w:val="bg-BG"/>
               </w:rPr>
+              <w:t>reviews</w:t>
+            </w:r>
+          </w:p>
+        </w:tc>
+        <w:tc>
+          <w:tcPr>
+            <w:tcW w:w="7488" w:type="dxa"/>
+            <w:vAlign w:val="center"/>
+          </w:tcPr>
+          <w:p>
+            <w:pPr>
+              <w:rPr>
+                <w:lang w:val="bg-BG"/>
+              </w:rPr>
+            </w:pPr>
+            <w:r>
+              <w:rPr>
+                <w:sz w:val="20"/>
+                <w:lang w:val="bg-BG"/>
+              </w:rPr>
+              <w:t>процес по преглед и одобрение/отхвърляне на версия</w:t>
+            </w:r>
+          </w:p>
+        </w:tc>
+      </w:tr>
+      <w:tr>
+        <w:trPr>
+          <w:jc w:val="center"/>
+        </w:trPr>
+        <w:tc>
+          <w:tcPr>
+            <w:tcW w:w="2592" w:type="dxa"/>
+            <w:vAlign w:val="center"/>
+          </w:tcPr>
+          <w:p>
+            <w:pPr>
+              <w:rPr>
+                <w:lang w:val="bg-BG"/>
+              </w:rPr>
+            </w:pPr>
+            <w:r>
+              <w:rPr>
+                <w:sz w:val="20"/>
+                <w:lang w:val="bg-BG"/>
+              </w:rPr>
+              <w:t>notifications</w:t>
+            </w:r>
+          </w:p>
+        </w:tc>
+        <w:tc>
+          <w:tcPr>
+            <w:tcW w:w="7488" w:type="dxa"/>
+            <w:vAlign w:val="center"/>
+          </w:tcPr>
+          <w:p>
+            <w:pPr>
+              <w:rPr>
+                <w:lang w:val="bg-BG"/>
+              </w:rPr>
+            </w:pPr>
+            <w:r>
+              <w:rPr>
+                <w:sz w:val="20"/>
+                <w:lang w:val="bg-BG"/>
+              </w:rPr>
+              <w:t>in-app известия</w:t>
+            </w:r>
+          </w:p>
+        </w:tc>
+      </w:tr>
+      <w:tr>
+        <w:trPr>
+          <w:jc w:val="center"/>
+        </w:trPr>
+        <w:tc>
+          <w:tcPr>
+            <w:tcW w:w="2592" w:type="dxa"/>
+            <w:vAlign w:val="center"/>
+          </w:tcPr>
+          <w:p>
+            <w:pPr>
+              <w:rPr>
+                <w:lang w:val="bg-BG"/>
+              </w:rPr>
+            </w:pPr>
+            <w:r>
+              <w:rPr>
+                <w:sz w:val="20"/>
+                <w:lang w:val="bg-BG"/>
+              </w:rPr>
               <w:t>audit_log</w:t>
             </w:r>
           </w:p>
@@ -6848,6 +6883,8 @@
           <w:lang w:val="bg-BG"/>
         </w:rPr>
       </w:pPr>
+      <w:bookmarkStart w:id="18" w:name="_GoBack"/>
+      <w:bookmarkEnd w:id="18"/>
     </w:p>
     <w:p>
       <w:pPr>
@@ -7272,6 +7309,7 @@
         <w:rPr>
           <w:lang w:val="bg-BG"/>
         </w:rPr>
+        <w:lastRenderedPageBreak/>
         <w:t>status: draft / pending_approval / approved / rejected.</w:t>
       </w:r>
     </w:p>
@@ -7286,7 +7324,6 @@
         <w:rPr>
           <w:lang w:val="bg-BG"/>
         </w:rPr>
-        <w:lastRenderedPageBreak/>
         <w:t>is_active може да е True само за approved версия.</w:t>
       </w:r>
     </w:p>
@@ -7712,12 +7749,6 @@
         <w:gridCol w:w="3860"/>
       </w:tblGrid>
       <w:tr>
-        <w:tblPrEx>
-          <w:tblCellMar>
-            <w:top w:w="0" w:type="dxa"/>
-            <w:bottom w:w="0" w:type="dxa"/>
-          </w:tblCellMar>
-        </w:tblPrEx>
         <w:trPr>
           <w:trHeight w:val="1"/>
         </w:trPr>
@@ -7816,12 +7847,6 @@
         </w:tc>
       </w:tr>
       <w:tr>
-        <w:tblPrEx>
-          <w:tblCellMar>
-            <w:top w:w="0" w:type="dxa"/>
-            <w:bottom w:w="0" w:type="dxa"/>
-          </w:tblCellMar>
-        </w:tblPrEx>
         <w:trPr>
           <w:trHeight w:val="1"/>
         </w:trPr>
@@ -7926,12 +7951,6 @@
         </w:tc>
       </w:tr>
       <w:tr>
-        <w:tblPrEx>
-          <w:tblCellMar>
-            <w:top w:w="0" w:type="dxa"/>
-            <w:bottom w:w="0" w:type="dxa"/>
-          </w:tblCellMar>
-        </w:tblPrEx>
         <w:trPr>
           <w:trHeight w:val="1"/>
         </w:trPr>
@@ -8036,12 +8055,6 @@
         </w:tc>
       </w:tr>
       <w:tr>
-        <w:tblPrEx>
-          <w:tblCellMar>
-            <w:top w:w="0" w:type="dxa"/>
-            <w:bottom w:w="0" w:type="dxa"/>
-          </w:tblCellMar>
-        </w:tblPrEx>
         <w:trPr>
           <w:trHeight w:val="1"/>
         </w:trPr>
@@ -8146,12 +8159,6 @@
         </w:tc>
       </w:tr>
       <w:tr>
-        <w:tblPrEx>
-          <w:tblCellMar>
-            <w:top w:w="0" w:type="dxa"/>
-            <w:bottom w:w="0" w:type="dxa"/>
-          </w:tblCellMar>
-        </w:tblPrEx>
         <w:trPr>
           <w:trHeight w:val="1"/>
         </w:trPr>
@@ -8256,12 +8263,6 @@
         </w:tc>
       </w:tr>
       <w:tr>
-        <w:tblPrEx>
-          <w:tblCellMar>
-            <w:top w:w="0" w:type="dxa"/>
-            <w:bottom w:w="0" w:type="dxa"/>
-          </w:tblCellMar>
-        </w:tblPrEx>
         <w:trPr>
           <w:trHeight w:val="1"/>
         </w:trPr>
@@ -8366,12 +8367,6 @@
         </w:tc>
       </w:tr>
       <w:tr>
-        <w:tblPrEx>
-          <w:tblCellMar>
-            <w:top w:w="0" w:type="dxa"/>
-            <w:bottom w:w="0" w:type="dxa"/>
-          </w:tblCellMar>
-        </w:tblPrEx>
         <w:trPr>
           <w:trHeight w:val="1"/>
         </w:trPr>
@@ -8476,12 +8471,6 @@
         </w:tc>
       </w:tr>
       <w:tr>
-        <w:tblPrEx>
-          <w:tblCellMar>
-            <w:top w:w="0" w:type="dxa"/>
-            <w:bottom w:w="0" w:type="dxa"/>
-          </w:tblCellMar>
-        </w:tblPrEx>
         <w:trPr>
           <w:trHeight w:val="1"/>
         </w:trPr>
@@ -8586,12 +8575,6 @@
         </w:tc>
       </w:tr>
       <w:tr>
-        <w:tblPrEx>
-          <w:tblCellMar>
-            <w:top w:w="0" w:type="dxa"/>
-            <w:bottom w:w="0" w:type="dxa"/>
-          </w:tblCellMar>
-        </w:tblPrEx>
         <w:trPr>
           <w:trHeight w:val="1"/>
         </w:trPr>
@@ -8696,12 +8679,6 @@
         </w:tc>
       </w:tr>
       <w:tr>
-        <w:tblPrEx>
-          <w:tblCellMar>
-            <w:top w:w="0" w:type="dxa"/>
-            <w:bottom w:w="0" w:type="dxa"/>
-          </w:tblCellMar>
-        </w:tblPrEx>
         <w:trPr>
           <w:trHeight w:val="1"/>
         </w:trPr>
@@ -8728,6 +8705,7 @@
               <w:rPr>
                 <w:rFonts w:cs="Calibri"/>
               </w:rPr>
+              <w:lastRenderedPageBreak/>
               <w:t xml:space="preserve">users </w:t>
             </w:r>
             <w:r>
@@ -8800,25 +8778,12 @@
               <w:rPr>
                 <w:rFonts w:cs="Calibri"/>
               </w:rPr>
-              <w:t xml:space="preserve">Един потребител може да рецензира </w:t>
-            </w:r>
-            <w:r>
-              <w:rPr>
-                <w:rFonts w:cs="Calibri"/>
-              </w:rPr>
-              <w:lastRenderedPageBreak/>
-              <w:t>много версии</w:t>
+              <w:t>Един потребител може да рецензира много версии</w:t>
             </w:r>
           </w:p>
         </w:tc>
       </w:tr>
       <w:tr>
-        <w:tblPrEx>
-          <w:tblCellMar>
-            <w:top w:w="0" w:type="dxa"/>
-            <w:bottom w:w="0" w:type="dxa"/>
-          </w:tblCellMar>
-        </w:tblPrEx>
         <w:trPr>
           <w:trHeight w:val="1"/>
         </w:trPr>
@@ -8923,12 +8888,6 @@
         </w:tc>
       </w:tr>
       <w:tr>
-        <w:tblPrEx>
-          <w:tblCellMar>
-            <w:top w:w="0" w:type="dxa"/>
-            <w:bottom w:w="0" w:type="dxa"/>
-          </w:tblCellMar>
-        </w:tblPrEx>
         <w:trPr>
           <w:trHeight w:val="1"/>
         </w:trPr>
@@ -9033,12 +8992,6 @@
         </w:tc>
       </w:tr>
       <w:tr>
-        <w:tblPrEx>
-          <w:tblCellMar>
-            <w:top w:w="0" w:type="dxa"/>
-            <w:bottom w:w="0" w:type="dxa"/>
-          </w:tblCellMar>
-        </w:tblPrEx>
         <w:trPr>
           <w:trHeight w:val="1"/>
         </w:trPr>
@@ -9143,12 +9096,6 @@
         </w:tc>
       </w:tr>
       <w:tr>
-        <w:tblPrEx>
-          <w:tblCellMar>
-            <w:top w:w="0" w:type="dxa"/>
-            <w:bottom w:w="0" w:type="dxa"/>
-          </w:tblCellMar>
-        </w:tblPrEx>
         <w:trPr>
           <w:trHeight w:val="1"/>
         </w:trPr>
@@ -9253,12 +9200,6 @@
         </w:tc>
       </w:tr>
       <w:tr>
-        <w:tblPrEx>
-          <w:tblCellMar>
-            <w:top w:w="0" w:type="dxa"/>
-            <w:bottom w:w="0" w:type="dxa"/>
-          </w:tblCellMar>
-        </w:tblPrEx>
         <w:trPr>
           <w:trHeight w:val="1"/>
         </w:trPr>
@@ -9363,12 +9304,6 @@
         </w:tc>
       </w:tr>
       <w:tr>
-        <w:tblPrEx>
-          <w:tblCellMar>
-            <w:top w:w="0" w:type="dxa"/>
-            <w:bottom w:w="0" w:type="dxa"/>
-          </w:tblCellMar>
-        </w:tblPrEx>
         <w:trPr>
           <w:trHeight w:val="1"/>
         </w:trPr>
@@ -9473,12 +9408,6 @@
         </w:tc>
       </w:tr>
       <w:tr>
-        <w:tblPrEx>
-          <w:tblCellMar>
-            <w:top w:w="0" w:type="dxa"/>
-            <w:bottom w:w="0" w:type="dxa"/>
-          </w:tblCellMar>
-        </w:tblPrEx>
         <w:trPr>
           <w:trHeight w:val="1"/>
         </w:trPr>
@@ -9583,12 +9512,6 @@
         </w:tc>
       </w:tr>
       <w:tr>
-        <w:tblPrEx>
-          <w:tblCellMar>
-            <w:top w:w="0" w:type="dxa"/>
-            <w:bottom w:w="0" w:type="dxa"/>
-          </w:tblCellMar>
-        </w:tblPrEx>
         <w:trPr>
           <w:trHeight w:val="1"/>
         </w:trPr>
@@ -9751,12 +9674,6 @@
         <w:gridCol w:w="4160"/>
       </w:tblGrid>
       <w:tr>
-        <w:tblPrEx>
-          <w:tblCellMar>
-            <w:top w:w="0" w:type="dxa"/>
-            <w:bottom w:w="0" w:type="dxa"/>
-          </w:tblCellMar>
-        </w:tblPrEx>
         <w:trPr>
           <w:trHeight w:val="1"/>
         </w:trPr>
@@ -9855,12 +9772,6 @@
         </w:tc>
       </w:tr>
       <w:tr>
-        <w:tblPrEx>
-          <w:tblCellMar>
-            <w:top w:w="0" w:type="dxa"/>
-            <w:bottom w:w="0" w:type="dxa"/>
-          </w:tblCellMar>
-        </w:tblPrEx>
         <w:trPr>
           <w:trHeight w:val="1"/>
         </w:trPr>
@@ -9956,12 +9867,6 @@
         </w:tc>
       </w:tr>
       <w:tr>
-        <w:tblPrEx>
-          <w:tblCellMar>
-            <w:top w:w="0" w:type="dxa"/>
-            <w:bottom w:w="0" w:type="dxa"/>
-          </w:tblCellMar>
-        </w:tblPrEx>
         <w:trPr>
           <w:trHeight w:val="1"/>
         </w:trPr>
@@ -10057,12 +9962,6 @@
         </w:tc>
       </w:tr>
       <w:tr>
-        <w:tblPrEx>
-          <w:tblCellMar>
-            <w:top w:w="0" w:type="dxa"/>
-            <w:bottom w:w="0" w:type="dxa"/>
-          </w:tblCellMar>
-        </w:tblPrEx>
         <w:trPr>
           <w:trHeight w:val="1"/>
         </w:trPr>
@@ -10158,12 +10057,6 @@
         </w:tc>
       </w:tr>
       <w:tr>
-        <w:tblPrEx>
-          <w:tblCellMar>
-            <w:top w:w="0" w:type="dxa"/>
-            <w:bottom w:w="0" w:type="dxa"/>
-          </w:tblCellMar>
-        </w:tblPrEx>
         <w:trPr>
           <w:trHeight w:val="1"/>
         </w:trPr>
@@ -10705,6 +10598,7 @@
                 <w:sz w:val="20"/>
                 <w:lang w:val="bg-BG"/>
               </w:rPr>
+              <w:lastRenderedPageBreak/>
               <w:t>POST</w:t>
             </w:r>
           </w:p>
@@ -10790,7 +10684,6 @@
                 <w:sz w:val="20"/>
                 <w:lang w:val="bg-BG"/>
               </w:rPr>
-              <w:lastRenderedPageBreak/>
               <w:t>POST</w:t>
             </w:r>
           </w:p>
@@ -13725,6 +13618,7 @@
                 <w:sz w:val="20"/>
                 <w:lang w:val="bg-BG"/>
               </w:rPr>
+              <w:lastRenderedPageBreak/>
               <w:t>GET</w:t>
             </w:r>
           </w:p>
@@ -13810,7 +13704,6 @@
                 <w:sz w:val="20"/>
                 <w:lang w:val="bg-BG"/>
               </w:rPr>
-              <w:lastRenderedPageBreak/>
               <w:t>GET</w:t>
             </w:r>
           </w:p>
@@ -15516,6 +15409,7 @@
         <w:rPr>
           <w:lang w:val="bg-BG"/>
         </w:rPr>
+        <w:lastRenderedPageBreak/>
         <w:t>Качване и изтриване на версии.</w:t>
       </w:r>
     </w:p>
@@ -15530,7 +15424,6 @@
         <w:rPr>
           <w:lang w:val="bg-BG"/>
         </w:rPr>
-        <w:lastRenderedPageBreak/>
         <w:t>Approve/reject на review.</w:t>
       </w:r>
     </w:p>
@@ -32580,7 +32473,7 @@
 </file>
 
 <file path=customXml/itemProps1.xml><?xml version="1.0" encoding="utf-8"?>
-<ds:datastoreItem xmlns:ds="http://schemas.openxmlformats.org/officeDocument/2006/customXml" ds:itemID="{A1DB2C8C-E5D7-46F3-BD38-930065729E1B}">
+<ds:datastoreItem xmlns:ds="http://schemas.openxmlformats.org/officeDocument/2006/customXml" ds:itemID="{F9358224-0231-4E03-AC38-7E7CE432FF14}">
   <ds:schemaRefs>
     <ds:schemaRef ds:uri="http://schemas.openxmlformats.org/officeDocument/2006/bibliography"/>
   </ds:schemaRefs>

--- a/Documentation_SAP_Hub_BG.docx
+++ b/Documentation_SAP_Hub_BG.docx
@@ -6277,7 +6277,22 @@
         <w:rPr>
           <w:lang w:val="bg-BG"/>
         </w:rPr>
-        <w:t>Базата съдържа 7 основни бизнес таблици: users, documents, versions, document_permissions, reviews, notifications и audit_log. Моделът поддържа soft delete на документи, linked-list история на версиите чрез parent_version и отделна таблица за документните права.</w:t>
+        <w:t>Базата съдържа 9</w:t>
+      </w:r>
+      <w:r>
+        <w:rPr>
+          <w:lang w:val="bg-BG"/>
+        </w:rPr>
+        <w:t xml:space="preserve"> основни бизнес таблици: users,</w:t>
+      </w:r>
+      <w:r>
+        <w:t xml:space="preserve"> roles, user_roles</w:t>
+      </w:r>
+      <w:r>
+        <w:rPr>
+          <w:lang w:val="bg-BG"/>
+        </w:rPr>
+        <w:t xml:space="preserve"> documents, versions, document_permissions, reviews, notifications и audit_log. Моделът поддържа soft delete на документи, linked-list история на версиите чрез parent_version и отделна таблица за документните права.</w:t>
       </w:r>
     </w:p>
     <w:p>
@@ -6883,8 +6898,6 @@
           <w:lang w:val="bg-BG"/>
         </w:rPr>
       </w:pPr>
-      <w:bookmarkStart w:id="18" w:name="_GoBack"/>
-      <w:bookmarkEnd w:id="18"/>
     </w:p>
     <w:p>
       <w:pPr>
@@ -6893,16 +6906,16 @@
           <w:lang w:val="bg-BG"/>
         </w:rPr>
       </w:pPr>
-      <w:bookmarkStart w:id="19" w:name="_Toc227081404"/>
-      <w:bookmarkStart w:id="20" w:name="_Toc227783725"/>
+      <w:bookmarkStart w:id="18" w:name="_Toc227081404"/>
+      <w:bookmarkStart w:id="19" w:name="_Toc227783725"/>
       <w:r>
         <w:rPr>
           <w:lang w:val="bg-BG"/>
         </w:rPr>
         <w:t>4.3 Подробно описание на таблиците</w:t>
       </w:r>
+      <w:bookmarkEnd w:id="18"/>
       <w:bookmarkEnd w:id="19"/>
-      <w:bookmarkEnd w:id="20"/>
     </w:p>
     <w:p>
       <w:pPr>
@@ -6915,18 +6928,18 @@
           <w:lang w:val="bg-BG"/>
         </w:rPr>
       </w:pPr>
-      <w:bookmarkStart w:id="21" w:name="_Toc227081405"/>
-      <w:bookmarkStart w:id="22" w:name="_Toc227081568"/>
-      <w:bookmarkStart w:id="23" w:name="_Toc227783726"/>
+      <w:bookmarkStart w:id="20" w:name="_Toc227081405"/>
+      <w:bookmarkStart w:id="21" w:name="_Toc227081568"/>
+      <w:bookmarkStart w:id="22" w:name="_Toc227783726"/>
       <w:r>
         <w:rPr>
           <w:lang w:val="bg-BG"/>
         </w:rPr>
         <w:t>users</w:t>
       </w:r>
+      <w:bookmarkEnd w:id="20"/>
       <w:bookmarkEnd w:id="21"/>
       <w:bookmarkEnd w:id="22"/>
-      <w:bookmarkEnd w:id="23"/>
     </w:p>
     <w:p>
       <w:pPr>
@@ -6995,14 +7008,14 @@
           <w:lang w:val="bg-BG"/>
         </w:rPr>
       </w:pPr>
-      <w:bookmarkStart w:id="24" w:name="_Toc227783727"/>
+      <w:bookmarkStart w:id="23" w:name="_Toc227783727"/>
       <w:r>
         <w:rPr>
           <w:lang w:val="bg-BG"/>
         </w:rPr>
         <w:t>roles</w:t>
       </w:r>
-      <w:bookmarkEnd w:id="24"/>
+      <w:bookmarkEnd w:id="23"/>
     </w:p>
     <w:p>
       <w:pPr>
@@ -7059,14 +7072,14 @@
           <w:lang w:val="bg-BG"/>
         </w:rPr>
       </w:pPr>
-      <w:bookmarkStart w:id="25" w:name="_Toc227783728"/>
+      <w:bookmarkStart w:id="24" w:name="_Toc227783728"/>
       <w:r>
         <w:rPr>
           <w:lang w:val="bg-BG"/>
         </w:rPr>
         <w:t>user_roles</w:t>
       </w:r>
-      <w:bookmarkEnd w:id="25"/>
+      <w:bookmarkEnd w:id="24"/>
     </w:p>
     <w:p>
       <w:pPr>
@@ -7135,18 +7148,18 @@
           <w:lang w:val="bg-BG"/>
         </w:rPr>
       </w:pPr>
-      <w:bookmarkStart w:id="26" w:name="_Toc227081406"/>
-      <w:bookmarkStart w:id="27" w:name="_Toc227081569"/>
-      <w:bookmarkStart w:id="28" w:name="_Toc227783729"/>
+      <w:bookmarkStart w:id="25" w:name="_Toc227081406"/>
+      <w:bookmarkStart w:id="26" w:name="_Toc227081569"/>
+      <w:bookmarkStart w:id="27" w:name="_Toc227783729"/>
       <w:r>
         <w:rPr>
           <w:lang w:val="bg-BG"/>
         </w:rPr>
         <w:t>documents</w:t>
       </w:r>
+      <w:bookmarkEnd w:id="25"/>
       <w:bookmarkEnd w:id="26"/>
       <w:bookmarkEnd w:id="27"/>
-      <w:bookmarkEnd w:id="28"/>
     </w:p>
     <w:p>
       <w:pPr>
@@ -7215,18 +7228,18 @@
           <w:lang w:val="bg-BG"/>
         </w:rPr>
       </w:pPr>
-      <w:bookmarkStart w:id="29" w:name="_Toc227081407"/>
-      <w:bookmarkStart w:id="30" w:name="_Toc227081570"/>
-      <w:bookmarkStart w:id="31" w:name="_Toc227783730"/>
+      <w:bookmarkStart w:id="28" w:name="_Toc227081407"/>
+      <w:bookmarkStart w:id="29" w:name="_Toc227081570"/>
+      <w:bookmarkStart w:id="30" w:name="_Toc227783730"/>
       <w:r>
         <w:rPr>
           <w:lang w:val="bg-BG"/>
         </w:rPr>
         <w:t>versions</w:t>
       </w:r>
+      <w:bookmarkEnd w:id="28"/>
       <w:bookmarkEnd w:id="29"/>
       <w:bookmarkEnd w:id="30"/>
-      <w:bookmarkEnd w:id="31"/>
     </w:p>
     <w:p>
       <w:pPr>
@@ -7352,18 +7365,18 @@
           <w:lang w:val="bg-BG"/>
         </w:rPr>
       </w:pPr>
-      <w:bookmarkStart w:id="32" w:name="_Toc227081408"/>
-      <w:bookmarkStart w:id="33" w:name="_Toc227081571"/>
-      <w:bookmarkStart w:id="34" w:name="_Toc227783731"/>
+      <w:bookmarkStart w:id="31" w:name="_Toc227081408"/>
+      <w:bookmarkStart w:id="32" w:name="_Toc227081571"/>
+      <w:bookmarkStart w:id="33" w:name="_Toc227783731"/>
       <w:r>
         <w:rPr>
           <w:lang w:val="bg-BG"/>
         </w:rPr>
         <w:t>document_permissions</w:t>
       </w:r>
+      <w:bookmarkEnd w:id="31"/>
       <w:bookmarkEnd w:id="32"/>
       <w:bookmarkEnd w:id="33"/>
-      <w:bookmarkEnd w:id="34"/>
     </w:p>
     <w:p>
       <w:pPr>
@@ -7446,18 +7459,18 @@
           <w:lang w:val="bg-BG"/>
         </w:rPr>
       </w:pPr>
-      <w:bookmarkStart w:id="35" w:name="_Toc227081409"/>
-      <w:bookmarkStart w:id="36" w:name="_Toc227081572"/>
-      <w:bookmarkStart w:id="37" w:name="_Toc227783732"/>
+      <w:bookmarkStart w:id="34" w:name="_Toc227081409"/>
+      <w:bookmarkStart w:id="35" w:name="_Toc227081572"/>
+      <w:bookmarkStart w:id="36" w:name="_Toc227783732"/>
       <w:r>
         <w:rPr>
           <w:lang w:val="bg-BG"/>
         </w:rPr>
         <w:t>reviews</w:t>
       </w:r>
+      <w:bookmarkEnd w:id="34"/>
       <w:bookmarkEnd w:id="35"/>
       <w:bookmarkEnd w:id="36"/>
-      <w:bookmarkEnd w:id="37"/>
     </w:p>
     <w:p>
       <w:pPr>
@@ -7510,18 +7523,18 @@
           <w:lang w:val="bg-BG"/>
         </w:rPr>
       </w:pPr>
-      <w:bookmarkStart w:id="38" w:name="_Toc227081410"/>
-      <w:bookmarkStart w:id="39" w:name="_Toc227081573"/>
-      <w:bookmarkStart w:id="40" w:name="_Toc227783733"/>
+      <w:bookmarkStart w:id="37" w:name="_Toc227081410"/>
+      <w:bookmarkStart w:id="38" w:name="_Toc227081573"/>
+      <w:bookmarkStart w:id="39" w:name="_Toc227783733"/>
       <w:r>
         <w:rPr>
           <w:lang w:val="bg-BG"/>
         </w:rPr>
         <w:t>notifications</w:t>
       </w:r>
+      <w:bookmarkEnd w:id="37"/>
       <w:bookmarkEnd w:id="38"/>
       <w:bookmarkEnd w:id="39"/>
-      <w:bookmarkEnd w:id="40"/>
     </w:p>
     <w:p>
       <w:pPr>
@@ -7610,18 +7623,18 @@
           <w:lang w:val="bg-BG"/>
         </w:rPr>
       </w:pPr>
-      <w:bookmarkStart w:id="41" w:name="_Toc227081411"/>
-      <w:bookmarkStart w:id="42" w:name="_Toc227081574"/>
-      <w:bookmarkStart w:id="43" w:name="_Toc227783734"/>
+      <w:bookmarkStart w:id="40" w:name="_Toc227081411"/>
+      <w:bookmarkStart w:id="41" w:name="_Toc227081574"/>
+      <w:bookmarkStart w:id="42" w:name="_Toc227783734"/>
       <w:r>
         <w:rPr>
           <w:lang w:val="bg-BG"/>
         </w:rPr>
         <w:t>audit_log</w:t>
       </w:r>
+      <w:bookmarkEnd w:id="40"/>
       <w:bookmarkEnd w:id="41"/>
       <w:bookmarkEnd w:id="42"/>
-      <w:bookmarkEnd w:id="43"/>
     </w:p>
     <w:p>
       <w:pPr>
@@ -7715,7 +7728,7 @@
           <w:lang w:val="bg-BG"/>
         </w:rPr>
       </w:pPr>
-      <w:bookmarkStart w:id="44" w:name="_Toc227783735"/>
+      <w:bookmarkStart w:id="43" w:name="_Toc227783735"/>
       <w:r>
         <w:rPr>
           <w:lang w:val="bg-BG"/>
@@ -7731,7 +7744,7 @@
         </w:rPr>
         <w:t>Връзки</w:t>
       </w:r>
-      <w:bookmarkEnd w:id="44"/>
+      <w:bookmarkEnd w:id="43"/>
     </w:p>
     <w:tbl>
       <w:tblPr>
@@ -10166,8 +10179,8 @@
           <w:lang w:val="bg-BG"/>
         </w:rPr>
       </w:pPr>
-      <w:bookmarkStart w:id="45" w:name="_Toc227081412"/>
-      <w:bookmarkStart w:id="46" w:name="_Toc227783736"/>
+      <w:bookmarkStart w:id="44" w:name="_Toc227081412"/>
+      <w:bookmarkStart w:id="45" w:name="_Toc227783736"/>
       <w:r>
         <w:rPr>
           <w:lang w:val="bg-BG"/>
@@ -10180,8 +10193,8 @@
         </w:rPr>
         <w:t xml:space="preserve"> Бизнес правила в моделите</w:t>
       </w:r>
+      <w:bookmarkEnd w:id="44"/>
       <w:bookmarkEnd w:id="45"/>
-      <w:bookmarkEnd w:id="46"/>
     </w:p>
     <w:p>
       <w:pPr>
@@ -10260,16 +10273,16 @@
           <w:lang w:val="bg-BG"/>
         </w:rPr>
       </w:pPr>
-      <w:bookmarkStart w:id="47" w:name="_Toc227081413"/>
-      <w:bookmarkStart w:id="48" w:name="_Toc227783737"/>
+      <w:bookmarkStart w:id="46" w:name="_Toc227081413"/>
+      <w:bookmarkStart w:id="47" w:name="_Toc227783737"/>
       <w:r>
         <w:rPr>
           <w:lang w:val="bg-BG"/>
         </w:rPr>
         <w:t>5. Описание на backend API endpoint-ите</w:t>
       </w:r>
+      <w:bookmarkEnd w:id="46"/>
       <w:bookmarkEnd w:id="47"/>
-      <w:bookmarkEnd w:id="48"/>
     </w:p>
     <w:p>
       <w:pPr>
@@ -10291,16 +10304,16 @@
           <w:lang w:val="bg-BG"/>
         </w:rPr>
       </w:pPr>
-      <w:bookmarkStart w:id="49" w:name="_Toc227081414"/>
-      <w:bookmarkStart w:id="50" w:name="_Toc227783738"/>
+      <w:bookmarkStart w:id="48" w:name="_Toc227081414"/>
+      <w:bookmarkStart w:id="49" w:name="_Toc227783738"/>
       <w:r>
         <w:rPr>
           <w:lang w:val="bg-BG"/>
         </w:rPr>
         <w:t>5.1 Системни и auth endpoint-и</w:t>
       </w:r>
+      <w:bookmarkEnd w:id="48"/>
       <w:bookmarkEnd w:id="49"/>
-      <w:bookmarkEnd w:id="50"/>
     </w:p>
     <w:tbl>
       <w:tblPr>
@@ -10934,16 +10947,16 @@
           <w:lang w:val="bg-BG"/>
         </w:rPr>
       </w:pPr>
-      <w:bookmarkStart w:id="51" w:name="_Toc227081415"/>
-      <w:bookmarkStart w:id="52" w:name="_Toc227783739"/>
+      <w:bookmarkStart w:id="50" w:name="_Toc227081415"/>
+      <w:bookmarkStart w:id="51" w:name="_Toc227783739"/>
       <w:r>
         <w:rPr>
           <w:lang w:val="bg-BG"/>
         </w:rPr>
         <w:t>5.2 Потребители</w:t>
       </w:r>
+      <w:bookmarkEnd w:id="50"/>
       <w:bookmarkEnd w:id="51"/>
-      <w:bookmarkEnd w:id="52"/>
     </w:p>
     <w:tbl>
       <w:tblPr>
@@ -12014,16 +12027,16 @@
           <w:lang w:val="bg-BG"/>
         </w:rPr>
       </w:pPr>
-      <w:bookmarkStart w:id="53" w:name="_Toc227081416"/>
-      <w:bookmarkStart w:id="54" w:name="_Toc227783740"/>
+      <w:bookmarkStart w:id="52" w:name="_Toc227081416"/>
+      <w:bookmarkStart w:id="53" w:name="_Toc227783740"/>
       <w:r>
         <w:rPr>
           <w:lang w:val="bg-BG"/>
         </w:rPr>
         <w:t>5.3 Документи</w:t>
       </w:r>
+      <w:bookmarkEnd w:id="52"/>
       <w:bookmarkEnd w:id="53"/>
-      <w:bookmarkEnd w:id="54"/>
     </w:p>
     <w:tbl>
       <w:tblPr>
@@ -12656,16 +12669,16 @@
           <w:lang w:val="bg-BG"/>
         </w:rPr>
       </w:pPr>
-      <w:bookmarkStart w:id="55" w:name="_Toc227081417"/>
-      <w:bookmarkStart w:id="56" w:name="_Toc227783741"/>
+      <w:bookmarkStart w:id="54" w:name="_Toc227081417"/>
+      <w:bookmarkStart w:id="55" w:name="_Toc227783741"/>
       <w:r>
         <w:rPr>
           <w:lang w:val="bg-BG"/>
         </w:rPr>
         <w:t>5.4 Версии</w:t>
       </w:r>
+      <w:bookmarkEnd w:id="54"/>
       <w:bookmarkEnd w:id="55"/>
-      <w:bookmarkEnd w:id="56"/>
     </w:p>
     <w:tbl>
       <w:tblPr>
@@ -13311,16 +13324,16 @@
           <w:lang w:val="bg-BG"/>
         </w:rPr>
       </w:pPr>
-      <w:bookmarkStart w:id="57" w:name="_Toc227081418"/>
-      <w:bookmarkStart w:id="58" w:name="_Toc227783742"/>
+      <w:bookmarkStart w:id="56" w:name="_Toc227081418"/>
+      <w:bookmarkStart w:id="57" w:name="_Toc227783742"/>
       <w:r>
         <w:rPr>
           <w:lang w:val="bg-BG"/>
         </w:rPr>
         <w:t>5.5 Права за достъп</w:t>
       </w:r>
+      <w:bookmarkEnd w:id="56"/>
       <w:bookmarkEnd w:id="57"/>
-      <w:bookmarkEnd w:id="58"/>
     </w:p>
     <w:tbl>
       <w:tblPr>
@@ -13954,16 +13967,16 @@
           <w:lang w:val="bg-BG"/>
         </w:rPr>
       </w:pPr>
-      <w:bookmarkStart w:id="59" w:name="_Toc227081419"/>
-      <w:bookmarkStart w:id="60" w:name="_Toc227783743"/>
+      <w:bookmarkStart w:id="58" w:name="_Toc227081419"/>
+      <w:bookmarkStart w:id="59" w:name="_Toc227783743"/>
       <w:r>
         <w:rPr>
           <w:lang w:val="bg-BG"/>
         </w:rPr>
         <w:t>5.6 Reviews</w:t>
       </w:r>
+      <w:bookmarkEnd w:id="58"/>
       <w:bookmarkEnd w:id="59"/>
-      <w:bookmarkEnd w:id="60"/>
     </w:p>
     <w:tbl>
       <w:tblPr>
@@ -14439,16 +14452,16 @@
           <w:lang w:val="bg-BG"/>
         </w:rPr>
       </w:pPr>
-      <w:bookmarkStart w:id="61" w:name="_Toc227081420"/>
-      <w:bookmarkStart w:id="62" w:name="_Toc227783744"/>
+      <w:bookmarkStart w:id="60" w:name="_Toc227081420"/>
+      <w:bookmarkStart w:id="61" w:name="_Toc227783744"/>
       <w:r>
         <w:rPr>
           <w:lang w:val="bg-BG"/>
         </w:rPr>
         <w:t>5.7 Notifications</w:t>
       </w:r>
+      <w:bookmarkEnd w:id="60"/>
       <w:bookmarkEnd w:id="61"/>
-      <w:bookmarkEnd w:id="62"/>
     </w:p>
     <w:tbl>
       <w:tblPr>
@@ -15009,16 +15022,16 @@
           <w:lang w:val="bg-BG"/>
         </w:rPr>
       </w:pPr>
-      <w:bookmarkStart w:id="63" w:name="_Toc227081421"/>
-      <w:bookmarkStart w:id="64" w:name="_Toc227783745"/>
+      <w:bookmarkStart w:id="62" w:name="_Toc227081421"/>
+      <w:bookmarkStart w:id="63" w:name="_Toc227783745"/>
       <w:r>
         <w:rPr>
           <w:lang w:val="bg-BG"/>
         </w:rPr>
         <w:t>5.8 Audit log</w:t>
       </w:r>
+      <w:bookmarkEnd w:id="62"/>
       <w:bookmarkEnd w:id="63"/>
-      <w:bookmarkEnd w:id="64"/>
     </w:p>
     <w:tbl>
       <w:tblPr>
@@ -15239,16 +15252,16 @@
           <w:lang w:val="bg-BG"/>
         </w:rPr>
       </w:pPr>
-      <w:bookmarkStart w:id="65" w:name="_Toc227081422"/>
-      <w:bookmarkStart w:id="66" w:name="_Toc227783746"/>
+      <w:bookmarkStart w:id="64" w:name="_Toc227081422"/>
+      <w:bookmarkStart w:id="65" w:name="_Toc227783746"/>
       <w:r>
         <w:rPr>
           <w:lang w:val="bg-BG"/>
         </w:rPr>
         <w:t>6. Събития, сигнали и автоматично поведение</w:t>
       </w:r>
+      <w:bookmarkEnd w:id="64"/>
       <w:bookmarkEnd w:id="65"/>
-      <w:bookmarkEnd w:id="66"/>
     </w:p>
     <w:p>
       <w:pPr>
@@ -15257,16 +15270,16 @@
           <w:lang w:val="bg-BG"/>
         </w:rPr>
       </w:pPr>
-      <w:bookmarkStart w:id="67" w:name="_Toc227081423"/>
-      <w:bookmarkStart w:id="68" w:name="_Toc227783747"/>
+      <w:bookmarkStart w:id="66" w:name="_Toc227081423"/>
+      <w:bookmarkStart w:id="67" w:name="_Toc227783747"/>
       <w:r>
         <w:rPr>
           <w:lang w:val="bg-BG"/>
         </w:rPr>
         <w:t>6.1 Notifications signals</w:t>
       </w:r>
+      <w:bookmarkEnd w:id="66"/>
       <w:bookmarkEnd w:id="67"/>
-      <w:bookmarkEnd w:id="68"/>
     </w:p>
     <w:p>
       <w:pPr>
@@ -15331,16 +15344,16 @@
           <w:lang w:val="bg-BG"/>
         </w:rPr>
       </w:pPr>
-      <w:bookmarkStart w:id="69" w:name="_Toc227081424"/>
-      <w:bookmarkStart w:id="70" w:name="_Toc227783748"/>
+      <w:bookmarkStart w:id="68" w:name="_Toc227081424"/>
+      <w:bookmarkStart w:id="69" w:name="_Toc227783748"/>
       <w:r>
         <w:rPr>
           <w:lang w:val="bg-BG"/>
         </w:rPr>
         <w:t>6.2 Audit log signals</w:t>
       </w:r>
+      <w:bookmarkEnd w:id="68"/>
       <w:bookmarkEnd w:id="69"/>
-      <w:bookmarkEnd w:id="70"/>
     </w:p>
     <w:p>
       <w:pPr>
@@ -15434,16 +15447,16 @@
           <w:lang w:val="bg-BG"/>
         </w:rPr>
       </w:pPr>
-      <w:bookmarkStart w:id="71" w:name="_Toc227081425"/>
-      <w:bookmarkStart w:id="72" w:name="_Toc227783749"/>
+      <w:bookmarkStart w:id="70" w:name="_Toc227081425"/>
+      <w:bookmarkStart w:id="71" w:name="_Toc227783749"/>
       <w:r>
         <w:rPr>
           <w:lang w:val="bg-BG"/>
         </w:rPr>
         <w:t>7. Описание на frontend-а</w:t>
       </w:r>
+      <w:bookmarkEnd w:id="70"/>
       <w:bookmarkEnd w:id="71"/>
-      <w:bookmarkEnd w:id="72"/>
     </w:p>
     <w:p>
       <w:pPr>
@@ -15465,16 +15478,16 @@
           <w:lang w:val="bg-BG"/>
         </w:rPr>
       </w:pPr>
-      <w:bookmarkStart w:id="73" w:name="_Toc227081426"/>
-      <w:bookmarkStart w:id="74" w:name="_Toc227783750"/>
+      <w:bookmarkStart w:id="72" w:name="_Toc227081426"/>
+      <w:bookmarkStart w:id="73" w:name="_Toc227783750"/>
       <w:r>
         <w:rPr>
           <w:lang w:val="bg-BG"/>
         </w:rPr>
         <w:t>7.1 Routing и guards</w:t>
       </w:r>
+      <w:bookmarkEnd w:id="72"/>
       <w:bookmarkEnd w:id="73"/>
-      <w:bookmarkEnd w:id="74"/>
     </w:p>
     <w:tbl>
       <w:tblPr>
@@ -16484,16 +16497,16 @@
           <w:lang w:val="bg-BG"/>
         </w:rPr>
       </w:pPr>
-      <w:bookmarkStart w:id="75" w:name="_Toc227081427"/>
-      <w:bookmarkStart w:id="76" w:name="_Toc227783751"/>
+      <w:bookmarkStart w:id="74" w:name="_Toc227081427"/>
+      <w:bookmarkStart w:id="75" w:name="_Toc227783751"/>
       <w:r>
         <w:rPr>
           <w:lang w:val="bg-BG"/>
         </w:rPr>
         <w:t>7.2 Основни frontend модули</w:t>
       </w:r>
+      <w:bookmarkEnd w:id="74"/>
       <w:bookmarkEnd w:id="75"/>
-      <w:bookmarkEnd w:id="76"/>
     </w:p>
     <w:p>
       <w:pPr>
@@ -16670,8 +16683,8 @@
           <w:lang w:val="bg-BG"/>
         </w:rPr>
       </w:pPr>
-      <w:bookmarkStart w:id="77" w:name="_Toc227081428"/>
-      <w:bookmarkStart w:id="78" w:name="_Toc227783752"/>
+      <w:bookmarkStart w:id="76" w:name="_Toc227081428"/>
+      <w:bookmarkStart w:id="77" w:name="_Toc227783752"/>
       <w:r>
         <w:rPr>
           <w:lang w:val="bg-BG"/>
@@ -16679,8 +16692,8 @@
         <w:lastRenderedPageBreak/>
         <w:t>8. Клиентско ръководство - как се използва приложението</w:t>
       </w:r>
+      <w:bookmarkEnd w:id="76"/>
       <w:bookmarkEnd w:id="77"/>
-      <w:bookmarkEnd w:id="78"/>
     </w:p>
     <w:p>
       <w:pPr>
@@ -16689,8 +16702,8 @@
           <w:lang w:val="bg-BG"/>
         </w:rPr>
       </w:pPr>
-      <w:bookmarkStart w:id="79" w:name="_Toc227081429"/>
-      <w:bookmarkStart w:id="80" w:name="_Toc227783753"/>
+      <w:bookmarkStart w:id="78" w:name="_Toc227081429"/>
+      <w:bookmarkStart w:id="79" w:name="_Toc227783753"/>
       <w:r>
         <w:rPr>
           <w:lang w:val="bg-BG"/>
@@ -16703,8 +16716,8 @@
         </w:rPr>
         <w:t>Начална страница</w:t>
       </w:r>
+      <w:bookmarkEnd w:id="78"/>
       <w:bookmarkEnd w:id="79"/>
-      <w:bookmarkEnd w:id="80"/>
     </w:p>
     <w:p>
       <w:pPr>
@@ -16803,7 +16816,16 @@
         <w:rPr>
           <w:lang w:val="bg-BG"/>
         </w:rPr>
-        <w:t xml:space="preserve">. Когато потребителя не е в профила си Get Started бутона води към login, а ако има </w:t>
+        <w:t>. Когато потребителя не е в профила си Get Started бутона води към login, а ако има</w:t>
+      </w:r>
+      <w:r>
+        <w:t xml:space="preserve"> профил,</w:t>
+      </w:r>
+      <w:r>
+        <w:rPr>
+          <w:lang w:val="bg-BG"/>
+        </w:rPr>
+        <w:t xml:space="preserve"> </w:t>
       </w:r>
       <w:r>
         <w:rPr>
@@ -16811,6 +16833,8 @@
         </w:rPr>
         <w:t>изчезва.</w:t>
       </w:r>
+      <w:bookmarkStart w:id="80" w:name="_GoBack"/>
+      <w:bookmarkEnd w:id="80"/>
     </w:p>
     <w:p>
       <w:pPr>
@@ -32473,7 +32497,7 @@
 </file>
 
 <file path=customXml/itemProps1.xml><?xml version="1.0" encoding="utf-8"?>
-<ds:datastoreItem xmlns:ds="http://schemas.openxmlformats.org/officeDocument/2006/customXml" ds:itemID="{F9358224-0231-4E03-AC38-7E7CE432FF14}">
+<ds:datastoreItem xmlns:ds="http://schemas.openxmlformats.org/officeDocument/2006/customXml" ds:itemID="{9D6B5844-7F16-4218-9CE5-8A0C5DF3D457}">
   <ds:schemaRefs>
     <ds:schemaRef ds:uri="http://schemas.openxmlformats.org/officeDocument/2006/bibliography"/>
   </ds:schemaRefs>
